--- a/資料/0026宋雨琦/宋雨琦.docx
+++ b/資料/0026宋雨琦/宋雨琦.docx
@@ -18,7 +18,43 @@
           <w:kern w:val="0"/>
           <w:szCs w:val="24"/>
         </w:rPr>
-        <w:t>這張我會避開「精靈女王、仙宮聖女、冰系仙子」這些很容易公版化的方向。</w:t>
+        <w:t>這張我會避開「精靈女王、仙宮聖女、</w:t>
+      </w:r>
+      <w:proofErr w:type="gramStart"/>
+      <w:r>
+        <w:rPr>
+          <w:rFonts w:ascii="新細明體" w:eastAsia="新細明體" w:hAnsi="新細明體" w:cs="新細明體"/>
+          <w:kern w:val="0"/>
+          <w:szCs w:val="24"/>
+        </w:rPr>
+        <w:t>冰系仙子</w:t>
+      </w:r>
+      <w:proofErr w:type="gramEnd"/>
+      <w:r>
+        <w:rPr>
+          <w:rFonts w:ascii="新細明體" w:eastAsia="新細明體" w:hAnsi="新細明體" w:cs="新細明體"/>
+          <w:kern w:val="0"/>
+          <w:szCs w:val="24"/>
+        </w:rPr>
+        <w:t>」這些很容易</w:t>
+      </w:r>
+      <w:proofErr w:type="gramStart"/>
+      <w:r>
+        <w:rPr>
+          <w:rFonts w:ascii="新細明體" w:eastAsia="新細明體" w:hAnsi="新細明體" w:cs="新細明體"/>
+          <w:kern w:val="0"/>
+          <w:szCs w:val="24"/>
+        </w:rPr>
+        <w:t>公版化</w:t>
+      </w:r>
+      <w:proofErr w:type="gramEnd"/>
+      <w:r>
+        <w:rPr>
+          <w:rFonts w:ascii="新細明體" w:eastAsia="新細明體" w:hAnsi="新細明體" w:cs="新細明體"/>
+          <w:kern w:val="0"/>
+          <w:szCs w:val="24"/>
+        </w:rPr>
+        <w:t>的方向。</w:t>
       </w:r>
     </w:p>
     <w:p>
@@ -47,15 +83,55 @@
           <w:kern w:val="0"/>
           <w:szCs w:val="24"/>
         </w:rPr>
-        <w:t>金銀色長髮＋偏冷白的膚色＋成熟精緻五官＋金色耳飾</w:t>
-      </w:r>
-      <w:r>
-        <w:rPr>
-          <w:rFonts w:ascii="新細明體" w:eastAsia="新細明體" w:hAnsi="新細明體" w:cs="新細明體"/>
-          <w:kern w:val="0"/>
-          <w:szCs w:val="24"/>
-        </w:rPr>
-        <w:t>，我反而想把她設計成一個在修仙世界裡非常少見、但又合理存在的**「光」相關職業**。</w:t>
+        <w:t>金銀色長髮＋</w:t>
+      </w:r>
+      <w:proofErr w:type="gramStart"/>
+      <w:r>
+        <w:rPr>
+          <w:rFonts w:ascii="新細明體" w:eastAsia="新細明體" w:hAnsi="新細明體" w:cs="新細明體"/>
+          <w:b/>
+          <w:bCs/>
+          <w:kern w:val="0"/>
+          <w:szCs w:val="24"/>
+        </w:rPr>
+        <w:t>偏冷白的</w:t>
+      </w:r>
+      <w:proofErr w:type="gramEnd"/>
+      <w:r>
+        <w:rPr>
+          <w:rFonts w:ascii="新細明體" w:eastAsia="新細明體" w:hAnsi="新細明體" w:cs="新細明體"/>
+          <w:b/>
+          <w:bCs/>
+          <w:kern w:val="0"/>
+          <w:szCs w:val="24"/>
+        </w:rPr>
+        <w:t>膚色＋成熟精緻五官＋金色耳飾</w:t>
+      </w:r>
+      <w:r>
+        <w:rPr>
+          <w:rFonts w:ascii="新細明體" w:eastAsia="新細明體" w:hAnsi="新細明體" w:cs="新細明體"/>
+          <w:kern w:val="0"/>
+          <w:szCs w:val="24"/>
+        </w:rPr>
+        <w:t>，我反而想把她設計成一個</w:t>
+      </w:r>
+      <w:proofErr w:type="gramStart"/>
+      <w:r>
+        <w:rPr>
+          <w:rFonts w:ascii="新細明體" w:eastAsia="新細明體" w:hAnsi="新細明體" w:cs="新細明體"/>
+          <w:kern w:val="0"/>
+          <w:szCs w:val="24"/>
+        </w:rPr>
+        <w:t>在修仙世界</w:t>
+      </w:r>
+      <w:proofErr w:type="gramEnd"/>
+      <w:r>
+        <w:rPr>
+          <w:rFonts w:ascii="新細明體" w:eastAsia="新細明體" w:hAnsi="新細明體" w:cs="新細明體"/>
+          <w:kern w:val="0"/>
+          <w:szCs w:val="24"/>
+        </w:rPr>
+        <w:t>裡非常少見、但又合理存在的**「光」相關職業**。</w:t>
       </w:r>
     </w:p>
     <w:p>
@@ -326,6 +402,7 @@
                 <w:szCs w:val="24"/>
               </w:rPr>
             </w:pPr>
+            <w:proofErr w:type="gramStart"/>
             <w:r>
               <w:rPr>
                 <w:rFonts w:ascii="新細明體" w:eastAsia="新細明體" w:hAnsi="新細明體" w:cs="新細明體"/>
@@ -334,6 +411,7 @@
               </w:rPr>
               <w:t>天垂城</w:t>
             </w:r>
+            <w:proofErr w:type="gramEnd"/>
           </w:p>
         </w:tc>
       </w:tr>
@@ -383,15 +461,27 @@
                 <w:szCs w:val="24"/>
               </w:rPr>
             </w:pPr>
-            <w:r>
-              <w:rPr>
-                <w:rFonts w:ascii="新細明體" w:eastAsia="新細明體" w:hAnsi="新細明體" w:cs="新細明體"/>
-                <w:b/>
-                <w:bCs/>
-                <w:kern w:val="0"/>
-                <w:szCs w:val="24"/>
-              </w:rPr>
-              <w:t>曦羽族化形</w:t>
+            <w:proofErr w:type="gramStart"/>
+            <w:r>
+              <w:rPr>
+                <w:rFonts w:ascii="新細明體" w:eastAsia="新細明體" w:hAnsi="新細明體" w:cs="新細明體"/>
+                <w:b/>
+                <w:bCs/>
+                <w:kern w:val="0"/>
+                <w:szCs w:val="24"/>
+              </w:rPr>
+              <w:t>曦羽族</w:t>
+            </w:r>
+            <w:proofErr w:type="gramEnd"/>
+            <w:r>
+              <w:rPr>
+                <w:rFonts w:ascii="新細明體" w:eastAsia="新細明體" w:hAnsi="新細明體" w:cs="新細明體"/>
+                <w:b/>
+                <w:bCs/>
+                <w:kern w:val="0"/>
+                <w:szCs w:val="24"/>
+              </w:rPr>
+              <w:t>化形</w:t>
             </w:r>
           </w:p>
         </w:tc>
@@ -507,7 +597,25 @@
                 <w:kern w:val="0"/>
                 <w:szCs w:val="24"/>
               </w:rPr>
-              <w:t>安靜、挑剔、觀察力強，不喜歡吵鬧，但對漂亮的光影非常著迷</w:t>
+              <w:t>安靜、</w:t>
+            </w:r>
+            <w:proofErr w:type="gramStart"/>
+            <w:r>
+              <w:rPr>
+                <w:rFonts w:ascii="新細明體" w:eastAsia="新細明體" w:hAnsi="新細明體" w:cs="新細明體"/>
+                <w:kern w:val="0"/>
+                <w:szCs w:val="24"/>
+              </w:rPr>
+              <w:t>挑剔、</w:t>
+            </w:r>
+            <w:proofErr w:type="gramEnd"/>
+            <w:r>
+              <w:rPr>
+                <w:rFonts w:ascii="新細明體" w:eastAsia="新細明體" w:hAnsi="新細明體" w:cs="新細明體"/>
+                <w:kern w:val="0"/>
+                <w:szCs w:val="24"/>
+              </w:rPr>
+              <w:t>觀察力強，不喜歡吵鬧，但對漂亮的光影非常著迷</w:t>
             </w:r>
           </w:p>
         </w:tc>
@@ -574,7 +682,25 @@
                 <w:kern w:val="0"/>
                 <w:szCs w:val="24"/>
               </w:rPr>
-              <w:t>，看到罕見的光、彩虹、日暈、極光靈霞，就會忍不住停下工作</w:t>
+              <w:t>，看到罕見的光、彩虹、日暈、極光</w:t>
+            </w:r>
+            <w:proofErr w:type="gramStart"/>
+            <w:r>
+              <w:rPr>
+                <w:rFonts w:ascii="新細明體" w:eastAsia="新細明體" w:hAnsi="新細明體" w:cs="新細明體"/>
+                <w:kern w:val="0"/>
+                <w:szCs w:val="24"/>
+              </w:rPr>
+              <w:t>靈霞，</w:t>
+            </w:r>
+            <w:proofErr w:type="gramEnd"/>
+            <w:r>
+              <w:rPr>
+                <w:rFonts w:ascii="新細明體" w:eastAsia="新細明體" w:hAnsi="新細明體" w:cs="新細明體"/>
+                <w:kern w:val="0"/>
+                <w:szCs w:val="24"/>
+              </w:rPr>
+              <w:t>就會忍不住停下工作</w:t>
             </w:r>
           </w:p>
         </w:tc>
@@ -688,8 +814,36 @@
                 <w:kern w:val="0"/>
                 <w:szCs w:val="24"/>
               </w:rPr>
-              <w:t>外表看起來高冷、難以親近，實際上看到漂亮的光會瞬間失去冷靜，甚至會追著一道光跑半座城</w:t>
-            </w:r>
+              <w:t>外表看起來高冷、難以親近，實際上看到漂亮的光會瞬間失去冷靜，甚至會追著</w:t>
+            </w:r>
+            <w:proofErr w:type="gramStart"/>
+            <w:r>
+              <w:rPr>
+                <w:rFonts w:ascii="新細明體" w:eastAsia="新細明體" w:hAnsi="新細明體" w:cs="新細明體"/>
+                <w:kern w:val="0"/>
+                <w:szCs w:val="24"/>
+              </w:rPr>
+              <w:t>一</w:t>
+            </w:r>
+            <w:proofErr w:type="gramEnd"/>
+            <w:r>
+              <w:rPr>
+                <w:rFonts w:ascii="新細明體" w:eastAsia="新細明體" w:hAnsi="新細明體" w:cs="新細明體"/>
+                <w:kern w:val="0"/>
+                <w:szCs w:val="24"/>
+              </w:rPr>
+              <w:t>道光</w:t>
+            </w:r>
+            <w:proofErr w:type="gramStart"/>
+            <w:r>
+              <w:rPr>
+                <w:rFonts w:ascii="新細明體" w:eastAsia="新細明體" w:hAnsi="新細明體" w:cs="新細明體"/>
+                <w:kern w:val="0"/>
+                <w:szCs w:val="24"/>
+              </w:rPr>
+              <w:t>跑半座城</w:t>
+            </w:r>
+            <w:proofErr w:type="gramEnd"/>
           </w:p>
         </w:tc>
       </w:tr>
@@ -745,7 +899,61 @@
                 <w:kern w:val="0"/>
                 <w:szCs w:val="24"/>
               </w:rPr>
-              <w:t>象牙白＋淡金色的輕薄長衣，外層有半透明光紗，衣襬加入細密金線；腰間掛數個不同形狀的晶瓶與折光片</w:t>
+              <w:t>象牙白＋淡金色的輕薄長衣，外層有半透明</w:t>
+            </w:r>
+            <w:proofErr w:type="gramStart"/>
+            <w:r>
+              <w:rPr>
+                <w:rFonts w:ascii="新細明體" w:eastAsia="新細明體" w:hAnsi="新細明體" w:cs="新細明體"/>
+                <w:kern w:val="0"/>
+                <w:szCs w:val="24"/>
+              </w:rPr>
+              <w:t>光紗，衣襬</w:t>
+            </w:r>
+            <w:proofErr w:type="gramEnd"/>
+            <w:r>
+              <w:rPr>
+                <w:rFonts w:ascii="新細明體" w:eastAsia="新細明體" w:hAnsi="新細明體" w:cs="新細明體"/>
+                <w:kern w:val="0"/>
+                <w:szCs w:val="24"/>
+              </w:rPr>
+              <w:t>加入細密金線；</w:t>
+            </w:r>
+            <w:proofErr w:type="gramStart"/>
+            <w:r>
+              <w:rPr>
+                <w:rFonts w:ascii="新細明體" w:eastAsia="新細明體" w:hAnsi="新細明體" w:cs="新細明體"/>
+                <w:kern w:val="0"/>
+                <w:szCs w:val="24"/>
+              </w:rPr>
+              <w:t>腰間掛數個</w:t>
+            </w:r>
+            <w:proofErr w:type="gramEnd"/>
+            <w:r>
+              <w:rPr>
+                <w:rFonts w:ascii="新細明體" w:eastAsia="新細明體" w:hAnsi="新細明體" w:cs="新細明體"/>
+                <w:kern w:val="0"/>
+                <w:szCs w:val="24"/>
+              </w:rPr>
+              <w:t>不同形狀</w:t>
+            </w:r>
+            <w:proofErr w:type="gramStart"/>
+            <w:r>
+              <w:rPr>
+                <w:rFonts w:ascii="新細明體" w:eastAsia="新細明體" w:hAnsi="新細明體" w:cs="新細明體"/>
+                <w:kern w:val="0"/>
+                <w:szCs w:val="24"/>
+              </w:rPr>
+              <w:t>的晶瓶與</w:t>
+            </w:r>
+            <w:proofErr w:type="gramEnd"/>
+            <w:r>
+              <w:rPr>
+                <w:rFonts w:ascii="新細明體" w:eastAsia="新細明體" w:hAnsi="新細明體" w:cs="新細明體"/>
+                <w:kern w:val="0"/>
+                <w:szCs w:val="24"/>
+              </w:rPr>
+              <w:t>折光片</w:t>
             </w:r>
           </w:p>
         </w:tc>
@@ -869,7 +1077,43 @@
                 <w:kern w:val="0"/>
                 <w:szCs w:val="24"/>
               </w:rPr>
-              <w:t>，自然大波浪，側分瀏海；保留原圖最醒目的淺金與銀白髮色</w:t>
+              <w:t>，自然大波浪，側分</w:t>
+            </w:r>
+            <w:proofErr w:type="gramStart"/>
+            <w:r>
+              <w:rPr>
+                <w:rFonts w:ascii="新細明體" w:eastAsia="新細明體" w:hAnsi="新細明體" w:cs="新細明體"/>
+                <w:kern w:val="0"/>
+                <w:szCs w:val="24"/>
+              </w:rPr>
+              <w:t>瀏</w:t>
+            </w:r>
+            <w:proofErr w:type="gramEnd"/>
+            <w:r>
+              <w:rPr>
+                <w:rFonts w:ascii="新細明體" w:eastAsia="新細明體" w:hAnsi="新細明體" w:cs="新細明體"/>
+                <w:kern w:val="0"/>
+                <w:szCs w:val="24"/>
+              </w:rPr>
+              <w:t>海；保留</w:t>
+            </w:r>
+            <w:proofErr w:type="gramStart"/>
+            <w:r>
+              <w:rPr>
+                <w:rFonts w:ascii="新細明體" w:eastAsia="新細明體" w:hAnsi="新細明體" w:cs="新細明體"/>
+                <w:kern w:val="0"/>
+                <w:szCs w:val="24"/>
+              </w:rPr>
+              <w:t>原圖最醒目的淺金與</w:t>
+            </w:r>
+            <w:proofErr w:type="gramEnd"/>
+            <w:r>
+              <w:rPr>
+                <w:rFonts w:ascii="新細明體" w:eastAsia="新細明體" w:hAnsi="新細明體" w:cs="新細明體"/>
+                <w:kern w:val="0"/>
+                <w:szCs w:val="24"/>
+              </w:rPr>
+              <w:t>銀白髮色</w:t>
             </w:r>
           </w:p>
         </w:tc>
@@ -920,13 +1164,41 @@
                 <w:szCs w:val="24"/>
               </w:rPr>
             </w:pPr>
-            <w:r>
-              <w:rPr>
-                <w:rFonts w:ascii="新細明體" w:eastAsia="新細明體" w:hAnsi="新細明體" w:cs="新細明體"/>
-                <w:kern w:val="0"/>
-                <w:szCs w:val="24"/>
-              </w:rPr>
-              <w:t>曦羽族化形後基本維持人類外貌；耳後藏有極細的金白色羽紋，只有光線照到時才會顯現</w:t>
+            <w:proofErr w:type="gramStart"/>
+            <w:r>
+              <w:rPr>
+                <w:rFonts w:ascii="新細明體" w:eastAsia="新細明體" w:hAnsi="新細明體" w:cs="新細明體"/>
+                <w:kern w:val="0"/>
+                <w:szCs w:val="24"/>
+              </w:rPr>
+              <w:t>曦羽族</w:t>
+            </w:r>
+            <w:proofErr w:type="gramEnd"/>
+            <w:r>
+              <w:rPr>
+                <w:rFonts w:ascii="新細明體" w:eastAsia="新細明體" w:hAnsi="新細明體" w:cs="新細明體"/>
+                <w:kern w:val="0"/>
+                <w:szCs w:val="24"/>
+              </w:rPr>
+              <w:t>化形後基本維持人類外貌；耳後藏有極細的金</w:t>
+            </w:r>
+            <w:proofErr w:type="gramStart"/>
+            <w:r>
+              <w:rPr>
+                <w:rFonts w:ascii="新細明體" w:eastAsia="新細明體" w:hAnsi="新細明體" w:cs="新細明體"/>
+                <w:kern w:val="0"/>
+                <w:szCs w:val="24"/>
+              </w:rPr>
+              <w:t>白色羽紋</w:t>
+            </w:r>
+            <w:proofErr w:type="gramEnd"/>
+            <w:r>
+              <w:rPr>
+                <w:rFonts w:ascii="新細明體" w:eastAsia="新細明體" w:hAnsi="新細明體" w:cs="新細明體"/>
+                <w:kern w:val="0"/>
+                <w:szCs w:val="24"/>
+              </w:rPr>
+              <w:t>，只有光線照到時才會顯現</w:t>
             </w:r>
           </w:p>
         </w:tc>
@@ -977,15 +1249,27 @@
                 <w:szCs w:val="24"/>
               </w:rPr>
             </w:pPr>
-            <w:r>
-              <w:rPr>
-                <w:rFonts w:ascii="新細明體" w:eastAsia="新細明體" w:hAnsi="新細明體" w:cs="新細明體"/>
-                <w:b/>
-                <w:bCs/>
-                <w:kern w:val="0"/>
-                <w:szCs w:val="24"/>
-              </w:rPr>
-              <w:t>折光晶瓶＋三棱採光片</w:t>
+            <w:proofErr w:type="gramStart"/>
+            <w:r>
+              <w:rPr>
+                <w:rFonts w:ascii="新細明體" w:eastAsia="新細明體" w:hAnsi="新細明體" w:cs="新細明體"/>
+                <w:b/>
+                <w:bCs/>
+                <w:kern w:val="0"/>
+                <w:szCs w:val="24"/>
+              </w:rPr>
+              <w:t>折光晶瓶</w:t>
+            </w:r>
+            <w:proofErr w:type="gramEnd"/>
+            <w:r>
+              <w:rPr>
+                <w:rFonts w:ascii="新細明體" w:eastAsia="新細明體" w:hAnsi="新細明體" w:cs="新細明體"/>
+                <w:b/>
+                <w:bCs/>
+                <w:kern w:val="0"/>
+                <w:szCs w:val="24"/>
+              </w:rPr>
+              <w:t>＋三棱採光片</w:t>
             </w:r>
           </w:p>
         </w:tc>
@@ -1036,13 +1320,41 @@
                 <w:szCs w:val="24"/>
               </w:rPr>
             </w:pPr>
-            <w:r>
-              <w:rPr>
-                <w:rFonts w:ascii="新細明體" w:eastAsia="新細明體" w:hAnsi="新細明體" w:cs="新細明體"/>
-                <w:kern w:val="0"/>
-                <w:szCs w:val="24"/>
-              </w:rPr>
-              <w:t>天垂城高處的天光台，四周懸掛大量晶瓶，晨曦穿過晶片後形成彩色光束</w:t>
+            <w:proofErr w:type="gramStart"/>
+            <w:r>
+              <w:rPr>
+                <w:rFonts w:ascii="新細明體" w:eastAsia="新細明體" w:hAnsi="新細明體" w:cs="新細明體"/>
+                <w:kern w:val="0"/>
+                <w:szCs w:val="24"/>
+              </w:rPr>
+              <w:t>天垂城</w:t>
+            </w:r>
+            <w:proofErr w:type="gramEnd"/>
+            <w:r>
+              <w:rPr>
+                <w:rFonts w:ascii="新細明體" w:eastAsia="新細明體" w:hAnsi="新細明體" w:cs="新細明體"/>
+                <w:kern w:val="0"/>
+                <w:szCs w:val="24"/>
+              </w:rPr>
+              <w:t>高處的天光台，四周懸掛</w:t>
+            </w:r>
+            <w:proofErr w:type="gramStart"/>
+            <w:r>
+              <w:rPr>
+                <w:rFonts w:ascii="新細明體" w:eastAsia="新細明體" w:hAnsi="新細明體" w:cs="新細明體"/>
+                <w:kern w:val="0"/>
+                <w:szCs w:val="24"/>
+              </w:rPr>
+              <w:t>大量晶瓶</w:t>
+            </w:r>
+            <w:proofErr w:type="gramEnd"/>
+            <w:r>
+              <w:rPr>
+                <w:rFonts w:ascii="新細明體" w:eastAsia="新細明體" w:hAnsi="新細明體" w:cs="新細明體"/>
+                <w:kern w:val="0"/>
+                <w:szCs w:val="24"/>
+              </w:rPr>
+              <w:t>，晨曦穿過晶片後形成彩色光束</w:t>
             </w:r>
           </w:p>
         </w:tc>
@@ -1099,7 +1411,25 @@
                 <w:kern w:val="0"/>
                 <w:szCs w:val="24"/>
               </w:rPr>
-              <w:t>平常話少且簡潔；一講到光線就會突然變得非常專業、甚至滔滔不絕</w:t>
+              <w:t>平常</w:t>
+            </w:r>
+            <w:proofErr w:type="gramStart"/>
+            <w:r>
+              <w:rPr>
+                <w:rFonts w:ascii="新細明體" w:eastAsia="新細明體" w:hAnsi="新細明體" w:cs="新細明體"/>
+                <w:kern w:val="0"/>
+                <w:szCs w:val="24"/>
+              </w:rPr>
+              <w:t>話少且簡潔</w:t>
+            </w:r>
+            <w:proofErr w:type="gramEnd"/>
+            <w:r>
+              <w:rPr>
+                <w:rFonts w:ascii="新細明體" w:eastAsia="新細明體" w:hAnsi="新細明體" w:cs="新細明體"/>
+                <w:kern w:val="0"/>
+                <w:szCs w:val="24"/>
+              </w:rPr>
+              <w:t>；一講到光線就會突然變得非常專業、甚至滔滔不絕</w:t>
             </w:r>
           </w:p>
         </w:tc>
@@ -1156,7 +1486,43 @@
                 <w:kern w:val="0"/>
                 <w:szCs w:val="24"/>
               </w:rPr>
-              <w:t>發現特殊光線 → 迅速打開折光片 → 將光束引入晶瓶 → 蓋上瓶塞 → 舉起晶瓶欣賞，露出難得的笑容</w:t>
+              <w:t>發現特殊光線 → 迅速打開折光片 → 將光束</w:t>
+            </w:r>
+            <w:proofErr w:type="gramStart"/>
+            <w:r>
+              <w:rPr>
+                <w:rFonts w:ascii="新細明體" w:eastAsia="新細明體" w:hAnsi="新細明體" w:cs="新細明體"/>
+                <w:kern w:val="0"/>
+                <w:szCs w:val="24"/>
+              </w:rPr>
+              <w:t>引入晶瓶</w:t>
+            </w:r>
+            <w:proofErr w:type="gramEnd"/>
+            <w:r>
+              <w:rPr>
+                <w:rFonts w:ascii="新細明體" w:eastAsia="新細明體" w:hAnsi="新細明體" w:cs="新細明體"/>
+                <w:kern w:val="0"/>
+                <w:szCs w:val="24"/>
+              </w:rPr>
+              <w:t xml:space="preserve"> → 蓋上瓶塞 → </w:t>
+            </w:r>
+            <w:proofErr w:type="gramStart"/>
+            <w:r>
+              <w:rPr>
+                <w:rFonts w:ascii="新細明體" w:eastAsia="新細明體" w:hAnsi="新細明體" w:cs="新細明體"/>
+                <w:kern w:val="0"/>
+                <w:szCs w:val="24"/>
+              </w:rPr>
+              <w:t>舉起晶瓶欣賞</w:t>
+            </w:r>
+            <w:proofErr w:type="gramEnd"/>
+            <w:r>
+              <w:rPr>
+                <w:rFonts w:ascii="新細明體" w:eastAsia="新細明體" w:hAnsi="新細明體" w:cs="新細明體"/>
+                <w:kern w:val="0"/>
+                <w:szCs w:val="24"/>
+              </w:rPr>
+              <w:t>，露出難得的笑容</w:t>
             </w:r>
           </w:p>
         </w:tc>
@@ -1215,7 +1581,51 @@
                 <w:kern w:val="0"/>
                 <w:szCs w:val="24"/>
               </w:rPr>
-              <w:t>「別動……這道光今天只出現一次。」</w:t>
+              <w:t>「</w:t>
+            </w:r>
+            <w:proofErr w:type="gramStart"/>
+            <w:r>
+              <w:rPr>
+                <w:rFonts w:ascii="新細明體" w:eastAsia="新細明體" w:hAnsi="新細明體" w:cs="新細明體"/>
+                <w:b/>
+                <w:bCs/>
+                <w:kern w:val="0"/>
+                <w:szCs w:val="24"/>
+              </w:rPr>
+              <w:t>別動</w:t>
+            </w:r>
+            <w:proofErr w:type="gramEnd"/>
+            <w:r>
+              <w:rPr>
+                <w:rFonts w:ascii="新細明體" w:eastAsia="新細明體" w:hAnsi="新細明體" w:cs="新細明體"/>
+                <w:b/>
+                <w:bCs/>
+                <w:kern w:val="0"/>
+                <w:szCs w:val="24"/>
+              </w:rPr>
+              <w:t>…</w:t>
+            </w:r>
+            <w:proofErr w:type="gramStart"/>
+            <w:r>
+              <w:rPr>
+                <w:rFonts w:ascii="新細明體" w:eastAsia="新細明體" w:hAnsi="新細明體" w:cs="新細明體"/>
+                <w:b/>
+                <w:bCs/>
+                <w:kern w:val="0"/>
+                <w:szCs w:val="24"/>
+              </w:rPr>
+              <w:t>…</w:t>
+            </w:r>
+            <w:proofErr w:type="gramEnd"/>
+            <w:r>
+              <w:rPr>
+                <w:rFonts w:ascii="新細明體" w:eastAsia="新細明體" w:hAnsi="新細明體" w:cs="新細明體"/>
+                <w:b/>
+                <w:bCs/>
+                <w:kern w:val="0"/>
+                <w:szCs w:val="24"/>
+              </w:rPr>
+              <w:t>這道光今天只出現一次。」</w:t>
             </w:r>
           </w:p>
         </w:tc>
@@ -1334,7 +1744,29 @@
                 <w:kern w:val="0"/>
                 <w:szCs w:val="24"/>
               </w:rPr>
-              <w:t>外表冷淡的曦羽族天光採集師，終日追逐世間罕見光影，看到漂亮的光就會徹底失去平日的冷靜。</w:t>
+              <w:t>外表冷淡</w:t>
+            </w:r>
+            <w:proofErr w:type="gramStart"/>
+            <w:r>
+              <w:rPr>
+                <w:rFonts w:ascii="新細明體" w:eastAsia="新細明體" w:hAnsi="新細明體" w:cs="新細明體"/>
+                <w:b/>
+                <w:bCs/>
+                <w:kern w:val="0"/>
+                <w:szCs w:val="24"/>
+              </w:rPr>
+              <w:t>的曦羽族</w:t>
+            </w:r>
+            <w:proofErr w:type="gramEnd"/>
+            <w:r>
+              <w:rPr>
+                <w:rFonts w:ascii="新細明體" w:eastAsia="新細明體" w:hAnsi="新細明體" w:cs="新細明體"/>
+                <w:b/>
+                <w:bCs/>
+                <w:kern w:val="0"/>
+                <w:szCs w:val="24"/>
+              </w:rPr>
+              <w:t>天光採集師，終日追逐世間罕見光影，看到漂亮的光就會徹底失去平日的冷靜。</w:t>
             </w:r>
           </w:p>
         </w:tc>
@@ -1517,7 +1949,25 @@
           <w:kern w:val="0"/>
           <w:szCs w:val="24"/>
         </w:rPr>
-        <w:t>直接提著裙襬衝出去追。</w:t>
+        <w:t>直接提著裙</w:t>
+      </w:r>
+      <w:proofErr w:type="gramStart"/>
+      <w:r>
+        <w:rPr>
+          <w:rFonts w:ascii="新細明體" w:eastAsia="新細明體" w:hAnsi="新細明體" w:cs="新細明體"/>
+          <w:kern w:val="0"/>
+          <w:szCs w:val="24"/>
+        </w:rPr>
+        <w:t>襬衝</w:t>
+      </w:r>
+      <w:proofErr w:type="gramEnd"/>
+      <w:r>
+        <w:rPr>
+          <w:rFonts w:ascii="新細明體" w:eastAsia="新細明體" w:hAnsi="新細明體" w:cs="新細明體"/>
+          <w:kern w:val="0"/>
+          <w:szCs w:val="24"/>
+        </w:rPr>
+        <w:t>出去追。</w:t>
       </w:r>
     </w:p>
     <w:p>
@@ -1602,7 +2052,29 @@
           <w:kern w:val="0"/>
           <w:szCs w:val="24"/>
         </w:rPr>
-        <w:t>抬頭發現特殊光線 → 迅速拿出三棱採光片 → 將光引進晶瓶 → 瓶中亮起金色光芒 → 她第一次露出燦爛笑容。</w:t>
+        <w:t>抬頭發現特殊光線 → 迅速拿出三棱採光片 → 將光</w:t>
+      </w:r>
+      <w:proofErr w:type="gramStart"/>
+      <w:r>
+        <w:rPr>
+          <w:rFonts w:ascii="新細明體" w:eastAsia="新細明體" w:hAnsi="新細明體" w:cs="新細明體"/>
+          <w:b/>
+          <w:bCs/>
+          <w:kern w:val="0"/>
+          <w:szCs w:val="24"/>
+        </w:rPr>
+        <w:t>引進晶瓶</w:t>
+      </w:r>
+      <w:proofErr w:type="gramEnd"/>
+      <w:r>
+        <w:rPr>
+          <w:rFonts w:ascii="新細明體" w:eastAsia="新細明體" w:hAnsi="新細明體" w:cs="新細明體"/>
+          <w:b/>
+          <w:bCs/>
+          <w:kern w:val="0"/>
+          <w:szCs w:val="24"/>
+        </w:rPr>
+        <w:t xml:space="preserve"> → 瓶中亮起金色光芒 → 她第一次露出燦爛笑容。</w:t>
       </w:r>
     </w:p>
     <w:p>
@@ -1621,7 +2093,43 @@
           <w:kern w:val="0"/>
           <w:szCs w:val="24"/>
         </w:rPr>
-        <w:t>而且「曦羽族」也不需要做成巨大翅膀或滿身羽毛，只保留</w:t>
+        <w:t>而且「</w:t>
+      </w:r>
+      <w:proofErr w:type="gramStart"/>
+      <w:r>
+        <w:rPr>
+          <w:rFonts w:ascii="新細明體" w:eastAsia="新細明體" w:hAnsi="新細明體" w:cs="新細明體"/>
+          <w:kern w:val="0"/>
+          <w:szCs w:val="24"/>
+        </w:rPr>
+        <w:t>曦羽族</w:t>
+      </w:r>
+      <w:proofErr w:type="gramEnd"/>
+      <w:r>
+        <w:rPr>
+          <w:rFonts w:ascii="新細明體" w:eastAsia="新細明體" w:hAnsi="新細明體" w:cs="新細明體"/>
+          <w:kern w:val="0"/>
+          <w:szCs w:val="24"/>
+        </w:rPr>
+        <w:t>」也不需要做成巨大翅膀</w:t>
+      </w:r>
+      <w:proofErr w:type="gramStart"/>
+      <w:r>
+        <w:rPr>
+          <w:rFonts w:ascii="新細明體" w:eastAsia="新細明體" w:hAnsi="新細明體" w:cs="新細明體"/>
+          <w:kern w:val="0"/>
+          <w:szCs w:val="24"/>
+        </w:rPr>
+        <w:t>或滿身羽毛</w:t>
+      </w:r>
+      <w:proofErr w:type="gramEnd"/>
+      <w:r>
+        <w:rPr>
+          <w:rFonts w:ascii="新細明體" w:eastAsia="新細明體" w:hAnsi="新細明體" w:cs="新細明體"/>
+          <w:kern w:val="0"/>
+          <w:szCs w:val="24"/>
+        </w:rPr>
+        <w:t>，只保留</w:t>
       </w:r>
       <w:r>
         <w:rPr>
@@ -1679,7 +2187,29 @@
           <w:kern w:val="0"/>
           <w:szCs w:val="24"/>
         </w:rPr>
-        <w:t>金銀長髮＋光晶瓶＋天光採集師＋看到漂亮光線就失控。</w:t>
+        <w:t>金銀長髮＋</w:t>
+      </w:r>
+      <w:proofErr w:type="gramStart"/>
+      <w:r>
+        <w:rPr>
+          <w:rFonts w:ascii="新細明體" w:eastAsia="新細明體" w:hAnsi="新細明體" w:cs="新細明體"/>
+          <w:b/>
+          <w:bCs/>
+          <w:kern w:val="0"/>
+          <w:szCs w:val="24"/>
+        </w:rPr>
+        <w:t>光晶瓶</w:t>
+      </w:r>
+      <w:proofErr w:type="gramEnd"/>
+      <w:r>
+        <w:rPr>
+          <w:rFonts w:ascii="新細明體" w:eastAsia="新細明體" w:hAnsi="新細明體" w:cs="新細明體"/>
+          <w:b/>
+          <w:bCs/>
+          <w:kern w:val="0"/>
+          <w:szCs w:val="24"/>
+        </w:rPr>
+        <w:t>＋天光採集師＋看到漂亮光線就失控。</w:t>
       </w:r>
     </w:p>
     <w:p>
@@ -1724,6 +2254,157 @@
       </w:r>
     </w:p>
     <w:p/>
+    <w:p/>
+    <w:p>
+      <w:r>
+        <w:rPr>
+          <w:rFonts w:hint="eastAsia"/>
+        </w:rPr>
+        <w:t>日出的</w:t>
+      </w:r>
+      <w:r>
+        <w:rPr>
+          <w:rFonts w:hint="eastAsia"/>
+        </w:rPr>
+        <w:t>第一個願望是當你的棉被，這樣就能名正言順的抱者你，要是你賴床，我就跟你一起賴床黏著你不放！</w:t>
+      </w:r>
+    </w:p>
+    <w:p/>
+    <w:p/>
+    <w:p/>
+    <w:p>
+      <w:pPr>
+        <w:widowControl/>
+        <w:rPr>
+          <w:rFonts w:ascii="新細明體" w:eastAsia="新細明體" w:hAnsi="新細明體" w:cs="新細明體"/>
+          <w:kern w:val="0"/>
+          <w:szCs w:val="24"/>
+        </w:rPr>
+      </w:pPr>
+      <w:r>
+        <w:rPr>
+          <w:rFonts w:ascii="新細明體" w:eastAsia="新細明體" w:hAnsi="新細明體" w:cs="新細明體" w:hint="eastAsia"/>
+          <w:kern w:val="0"/>
+          <w:szCs w:val="24"/>
+        </w:rPr>
+        <w:t>師兄!真的要</w:t>
+      </w:r>
+      <w:r>
+        <w:rPr>
+          <w:rFonts w:ascii="新細明體" w:eastAsia="新細明體" w:hAnsi="新細明體" w:cs="新細明體"/>
+          <w:kern w:val="0"/>
+          <w:szCs w:val="24"/>
+        </w:rPr>
+        <w:t>把</w:t>
+      </w:r>
+      <w:r>
+        <w:rPr>
+          <w:rFonts w:ascii="新細明體" w:eastAsia="新細明體" w:hAnsi="新細明體" w:cs="新細明體" w:hint="eastAsia"/>
+          <w:kern w:val="0"/>
+          <w:szCs w:val="24"/>
+        </w:rPr>
+        <w:t>第一名的</w:t>
+      </w:r>
+      <w:r>
+        <w:rPr>
+          <w:rFonts w:ascii="新細明體" w:eastAsia="新細明體" w:hAnsi="新細明體" w:cs="新細明體"/>
+          <w:kern w:val="0"/>
+          <w:szCs w:val="24"/>
+        </w:rPr>
+        <w:t>獎勵都給我?</w:t>
+      </w:r>
+    </w:p>
+    <w:p>
+      <w:pPr>
+        <w:widowControl/>
+        <w:rPr>
+          <w:rFonts w:ascii="新細明體" w:eastAsia="新細明體" w:hAnsi="新細明體" w:cs="新細明體"/>
+          <w:kern w:val="0"/>
+          <w:szCs w:val="24"/>
+        </w:rPr>
+      </w:pPr>
+      <w:r>
+        <w:rPr>
+          <w:rFonts w:ascii="新細明體" w:eastAsia="新細明體" w:hAnsi="新細明體" w:cs="新細明體"/>
+          <w:kern w:val="0"/>
+          <w:szCs w:val="24"/>
+        </w:rPr>
+        <w:t>我就知道你最疼我了！</w:t>
+      </w:r>
+    </w:p>
+    <w:p>
+      <w:pPr>
+        <w:widowControl/>
+        <w:rPr>
+          <w:rFonts w:ascii="新細明體" w:eastAsia="新細明體" w:hAnsi="新細明體" w:cs="新細明體"/>
+          <w:kern w:val="0"/>
+          <w:szCs w:val="24"/>
+        </w:rPr>
+      </w:pPr>
+      <w:r>
+        <w:rPr>
+          <w:rFonts w:ascii="新細明體" w:eastAsia="新細明體" w:hAnsi="新細明體" w:cs="新細明體"/>
+          <w:kern w:val="0"/>
+          <w:szCs w:val="24"/>
+        </w:rPr>
+        <w:t>看在這些</w:t>
+      </w:r>
+      <w:r>
+        <w:rPr>
+          <w:rFonts w:ascii="新細明體" w:eastAsia="新細明體" w:hAnsi="新細明體" w:cs="新細明體" w:hint="eastAsia"/>
+          <w:kern w:val="0"/>
+          <w:szCs w:val="24"/>
+        </w:rPr>
+        <w:t>寶物</w:t>
+      </w:r>
+      <w:r>
+        <w:rPr>
+          <w:rFonts w:ascii="新細明體" w:eastAsia="新細明體" w:hAnsi="新細明體" w:cs="新細明體"/>
+          <w:kern w:val="0"/>
+          <w:szCs w:val="24"/>
+        </w:rPr>
+        <w:t>的份上</w:t>
+      </w:r>
+      <w:r>
+        <w:rPr>
+          <w:rFonts w:ascii="新細明體" w:eastAsia="新細明體" w:hAnsi="新細明體" w:cs="新細明體" w:hint="eastAsia"/>
+          <w:kern w:val="0"/>
+          <w:szCs w:val="24"/>
+        </w:rPr>
+        <w:t>，</w:t>
+      </w:r>
+      <w:r>
+        <w:rPr>
+          <w:rFonts w:ascii="新細明體" w:eastAsia="新細明體" w:hAnsi="新細明體" w:cs="新細明體"/>
+          <w:kern w:val="0"/>
+          <w:szCs w:val="24"/>
+        </w:rPr>
+        <w:t>我就原諒你</w:t>
+      </w:r>
+      <w:r>
+        <w:rPr>
+          <w:rFonts w:ascii="新細明體" w:eastAsia="新細明體" w:hAnsi="新細明體" w:cs="新細明體" w:hint="eastAsia"/>
+          <w:kern w:val="0"/>
+          <w:szCs w:val="24"/>
+        </w:rPr>
+        <w:t>這幾天晚上一直</w:t>
+      </w:r>
+      <w:r>
+        <w:rPr>
+          <w:rFonts w:ascii="新細明體" w:eastAsia="新細明體" w:hAnsi="新細明體" w:cs="新細明體"/>
+          <w:kern w:val="0"/>
+          <w:szCs w:val="24"/>
+        </w:rPr>
+        <w:t>欺負我！</w:t>
+      </w:r>
+    </w:p>
+    <w:p>
+      <w:pPr>
+        <w:rPr>
+          <w:rFonts w:hint="eastAsia"/>
+        </w:rPr>
+      </w:pPr>
+    </w:p>
     <w:sectPr>
       <w:pgSz w:w="11906" w:h="16838"/>
       <w:pgMar w:top="1440" w:right="1800" w:bottom="1440" w:left="1800" w:header="851" w:footer="992" w:gutter="0"/>
